--- a/SEMANA 4/Documentacion Proyecto Semana 4.docx
+++ b/SEMANA 4/Documentacion Proyecto Semana 4.docx
@@ -394,6 +394,131 @@
         </w:rPr>
         <w:t>Para garantizar una arquitectura limpia, mantenible y escalable, el sistema implementa patrones de diseño creacionales y estructurales en puntos estratégicos del código.</w:t>
       </w:r>
+    </w:p>
+    <w:p>
+      <w:pPr>
+        <w:rPr>
+          <w:rFonts w:eastAsia="Arial" w:cs="Arial"/>
+          <w:b/>
+          <w:bCs/>
+          <w:sz w:val="22"/>
+        </w:rPr>
+      </w:pPr>
+      <w:r>
+        <w:rPr>
+          <w:rFonts w:eastAsia="Arial" w:cs="Arial"/>
+          <w:b/>
+          <w:bCs/>
+          <w:sz w:val="22"/>
+        </w:rPr>
+        <w:t> Objetivo del Proyecto</w:t>
+      </w:r>
+    </w:p>
+    <w:p>
+      <w:pPr>
+        <w:pStyle w:val="Prrafodelista"/>
+        <w:numPr>
+          <w:ilvl w:val="0"/>
+          <w:numId w:val="8"/>
+        </w:numPr>
+        <w:rPr>
+          <w:rFonts w:eastAsia="Arial" w:cs="Arial"/>
+          <w:sz w:val="22"/>
+        </w:rPr>
+      </w:pPr>
+      <w:r>
+        <w:rPr>
+          <w:rFonts w:eastAsia="Arial" w:cs="Arial"/>
+          <w:sz w:val="22"/>
+        </w:rPr>
+        <w:t>Monitorear el estado de los equipos industriales mediante datos obtenidos de sensores.</w:t>
+      </w:r>
+    </w:p>
+    <w:p>
+      <w:pPr>
+        <w:pStyle w:val="Prrafodelista"/>
+        <w:numPr>
+          <w:ilvl w:val="0"/>
+          <w:numId w:val="8"/>
+        </w:numPr>
+        <w:rPr>
+          <w:rFonts w:eastAsia="Arial" w:cs="Arial"/>
+          <w:sz w:val="22"/>
+        </w:rPr>
+      </w:pPr>
+      <w:r>
+        <w:rPr>
+          <w:rFonts w:eastAsia="Arial" w:cs="Arial"/>
+          <w:sz w:val="22"/>
+        </w:rPr>
+        <w:t xml:space="preserve">Detectar posibles fallas de manera temprana utilizando modelos de Machine </w:t>
+      </w:r>
+      <w:proofErr w:type="spellStart"/>
+      <w:r>
+        <w:rPr>
+          <w:rFonts w:eastAsia="Arial" w:cs="Arial"/>
+          <w:sz w:val="22"/>
+        </w:rPr>
+        <w:t>Learning</w:t>
+      </w:r>
+      <w:proofErr w:type="spellEnd"/>
+      <w:r>
+        <w:rPr>
+          <w:rFonts w:eastAsia="Arial" w:cs="Arial"/>
+          <w:sz w:val="22"/>
+        </w:rPr>
+        <w:t>.</w:t>
+      </w:r>
+    </w:p>
+    <w:p>
+      <w:pPr>
+        <w:pStyle w:val="Prrafodelista"/>
+        <w:numPr>
+          <w:ilvl w:val="0"/>
+          <w:numId w:val="8"/>
+        </w:numPr>
+        <w:rPr>
+          <w:rFonts w:eastAsia="Arial" w:cs="Arial"/>
+          <w:sz w:val="22"/>
+        </w:rPr>
+      </w:pPr>
+      <w:r>
+        <w:rPr>
+          <w:rFonts w:eastAsia="Arial" w:cs="Arial"/>
+          <w:sz w:val="22"/>
+        </w:rPr>
+        <w:t>Gestionar las órdenes de trabajo relacionadas con el mantenimiento de los equipos.</w:t>
+      </w:r>
+    </w:p>
+    <w:p>
+      <w:pPr>
+        <w:pStyle w:val="Prrafodelista"/>
+        <w:numPr>
+          <w:ilvl w:val="0"/>
+          <w:numId w:val="8"/>
+        </w:numPr>
+        <w:rPr>
+          <w:rFonts w:eastAsia="Arial" w:cs="Arial"/>
+          <w:sz w:val="22"/>
+        </w:rPr>
+      </w:pPr>
+      <w:r>
+        <w:rPr>
+          <w:rFonts w:eastAsia="Arial" w:cs="Arial"/>
+          <w:sz w:val="22"/>
+        </w:rPr>
+        <w:t>Controlar la disponibilidad y uso de los repuestos necesarios para las actividades de mantenimiento.</w:t>
+      </w:r>
+    </w:p>
+    <w:p>
+      <w:pPr>
+        <w:pStyle w:val="Prrafodelista"/>
+        <w:ind w:left="1080"/>
+        <w:rPr>
+          <w:rFonts w:eastAsia="Arial" w:cs="Arial"/>
+          <w:sz w:val="22"/>
+        </w:rPr>
+      </w:pPr>
     </w:p>
     <w:p>
       <w:pPr>
@@ -598,7 +723,14 @@
         <w:rPr>
           <w:sz w:val="22"/>
         </w:rPr>
-        <w:t xml:space="preserve"> En una aplicación web, múltiples usuarios (operarios, personal de mantenimiento, administradores) pueden interactuar al mismo tiempo. Sin Singleton, cada consulta abriría una conexión física nueva con MySQL, agotando rápidamente el límite de conexiones concurrentes del servidor de base de datos.</w:t>
+        <w:t xml:space="preserve"> En una aplicación web, múltiples usuarios (operarios, personal de mantenimiento, administradores) pueden </w:t>
+      </w:r>
+      <w:r>
+        <w:rPr>
+          <w:sz w:val="22"/>
+        </w:rPr>
+        <w:lastRenderedPageBreak/>
+        <w:t>interactuar al mismo tiempo. Sin Singleton, cada consulta abriría una conexión física nueva con MySQL, agotando rápidamente el límite de conexiones concurrentes del servidor de base de datos.</w:t>
       </w:r>
     </w:p>
     <w:p>
@@ -648,7 +780,6 @@
           <w:bCs/>
           <w:sz w:val="22"/>
         </w:rPr>
-        <w:lastRenderedPageBreak/>
         <w:t>Centralización y Control:</w:t>
       </w:r>
       <w:r>
@@ -666,6 +797,7 @@
       </w:pPr>
       <w:r>
         <w:rPr>
+          <w:noProof/>
           <w:sz w:val="22"/>
         </w:rPr>
         <w:drawing>
@@ -744,6 +876,7 @@
         <w:rPr>
           <w:sz w:val="22"/>
         </w:rPr>
+        <w:lastRenderedPageBreak/>
         <w:t>Para asegurar la integridad de la planta y proteger las operaciones críticas, el sistema incorpora un módulo de autenticación y gestión de usuarios con control de acceso basado en roles (</w:t>
       </w:r>
       <w:r>
@@ -835,7 +968,6 @@
           <w:bCs/>
           <w:sz w:val="22"/>
         </w:rPr>
-        <w:lastRenderedPageBreak/>
         <w:t>Personal de Mantenimiento / Operario:</w:t>
       </w:r>
       <w:r>
@@ -965,13 +1097,7 @@
         <w:rPr>
           <w:sz w:val="22"/>
         </w:rPr>
-        <w:t xml:space="preserve">Dependiendo del grado de la prioridad </w:t>
-      </w:r>
-      <w:r>
-        <w:rPr>
-          <w:sz w:val="22"/>
-        </w:rPr>
-        <w:t>de la anomalía (por ejemplo, una alerta rutinaria frente a una falla crítica), cambian los tiempos de respuesta exigidos (</w:t>
+        <w:t>Dependiendo del grado de la prioridad de la anomalía (por ejemplo, una alerta rutinaria frente a una falla crítica), cambian los tiempos de respuesta exigidos (</w:t>
       </w:r>
       <w:r>
         <w:rPr>
@@ -1255,6 +1381,7 @@
           <w:bCs/>
           <w:sz w:val="22"/>
         </w:rPr>
+        <w:lastRenderedPageBreak/>
         <w:t>La Fábrica (</w:t>
       </w:r>
       <w:proofErr w:type="spellStart"/>
@@ -1338,7 +1465,6 @@
           <w:bCs/>
           <w:sz w:val="22"/>
         </w:rPr>
-        <w:lastRenderedPageBreak/>
         <w:t>Principio Abierto/Cerrado (OCP):</w:t>
       </w:r>
       <w:r>
@@ -1370,6 +1496,9 @@
         <w:ind w:left="720"/>
       </w:pPr>
       <w:r>
+        <w:rPr>
+          <w:noProof/>
+        </w:rPr>
         <w:drawing>
           <wp:anchor distT="0" distB="0" distL="114300" distR="114300" simplePos="0" relativeHeight="251658240" behindDoc="0" locked="0" layoutInCell="1" allowOverlap="1" wp14:anchorId="6CAEB08A" wp14:editId="71675215">
             <wp:simplePos x="0" y="0"/>
@@ -1434,6 +1563,9 @@
     </w:p>
     <w:p>
       <w:r>
+        <w:rPr>
+          <w:noProof/>
+        </w:rPr>
         <w:drawing>
           <wp:anchor distT="0" distB="0" distL="114300" distR="114300" simplePos="0" relativeHeight="251659264" behindDoc="0" locked="0" layoutInCell="1" allowOverlap="1" wp14:anchorId="247E4BE5" wp14:editId="39F23F6E">
             <wp:simplePos x="0" y="0"/>
@@ -1504,6 +1636,155 @@
 <file path=word/numbering.xml><?xml version="1.0" encoding="utf-8"?>
 <w:numbering xmlns:wpc="http://schemas.microsoft.com/office/word/2010/wordprocessingCanvas" xmlns:cx="http://schemas.microsoft.com/office/drawing/2014/chartex" xmlns:cx1="http://schemas.microsoft.com/office/drawing/2015/9/8/chartex" xmlns:cx2="http://schemas.microsoft.com/office/drawing/2015/10/21/chartex" xmlns:cx3="http://schemas.microsoft.com/office/drawing/2016/5/9/chartex" xmlns:cx4="http://schemas.microsoft.com/office/drawing/2016/5/10/chartex" xmlns:cx5="http://schemas.microsoft.com/office/drawing/2016/5/11/chartex" xmlns:cx6="http://schemas.microsoft.com/office/drawing/2016/5/12/chartex" xmlns:cx7="http://schemas.microsoft.com/office/drawing/2016/5/13/chartex" xmlns:cx8="http://schemas.microsoft.com/office/drawing/2016/5/14/chartex" xmlns:mc="http://schemas.openxmlformats.org/markup-compatibility/2006" xmlns:aink="http://schemas.microsoft.com/office/drawing/2016/ink" xmlns:am3d="http://schemas.microsoft.com/office/drawing/2017/model3d" xmlns:o="urn:schemas-microsoft-com:office:office" xmlns:oel="http://schemas.microsoft.com/office/2019/extlst" xmlns:r="http://schemas.openxmlformats.org/officeDocument/2006/relationships" xmlns:m="http://schemas.openxmlformats.org/officeDocument/2006/math" xmlns:v="urn:schemas-microsoft-com:vml" xmlns:wp14="http://schemas.microsoft.com/office/word/2010/wordprocessingDrawing" xmlns:wp="http://schemas.openxmlformats.org/drawingml/2006/wordprocessingDrawing" xmlns:w10="urn:schemas-microsoft-com:office:word" xmlns:w="http://schemas.openxmlformats.org/wordprocessingml/2006/main" xmlns:w14="http://schemas.microsoft.com/office/word/2010/wordml" xmlns:w15="http://schemas.microsoft.com/office/word/2012/wordml" xmlns:w16cex="http://schemas.microsoft.com/office/word/2018/wordml/cex" xmlns:w16cid="http://schemas.microsoft.com/office/word/2016/wordml/cid" xmlns:w16="http://schemas.microsoft.com/office/word/2018/wordml" xmlns:w16du="http://schemas.microsoft.com/office/word/2023/wordml/word16du" xmlns:w16sdtdh="http://schemas.microsoft.com/office/word/2020/wordml/sdtdatahash" xmlns:w16sdtfl="http://schemas.microsoft.com/office/word/2024/wordml/sdtformatlock" xmlns:w16se="http://schemas.microsoft.com/office/word/2015/wordml/symex" xmlns:wpg="http://schemas.microsoft.com/office/word/2010/wordprocessingGroup" xmlns:wpi="http://schemas.microsoft.com/office/word/2010/wordprocessingInk" xmlns:wne="http://schemas.microsoft.com/office/word/2006/wordml" xmlns:wps="http://schemas.microsoft.com/office/word/2010/wordprocessingShape" mc:Ignorable="w14 w15 w16se w16cid w16 w16cex w16sdtdh w16sdtfl w16du wp14">
   <w:abstractNum w:abstractNumId="0" w15:restartNumberingAfterBreak="0">
+    <w:nsid w:val="12B31019"/>
+    <w:multiLevelType w:val="multilevel"/>
+    <w:tmpl w:val="7124F086"/>
+    <w:lvl w:ilvl="0">
+      <w:start w:val="1"/>
+      <w:numFmt w:val="bullet"/>
+      <w:lvlText w:val=""/>
+      <w:lvlJc w:val="left"/>
+      <w:pPr>
+        <w:tabs>
+          <w:tab w:val="num" w:pos="720"/>
+        </w:tabs>
+        <w:ind w:left="720" w:hanging="360"/>
+      </w:pPr>
+      <w:rPr>
+        <w:rFonts w:ascii="Symbol" w:hAnsi="Symbol" w:hint="default"/>
+        <w:sz w:val="20"/>
+      </w:rPr>
+    </w:lvl>
+    <w:lvl w:ilvl="1" w:tentative="1">
+      <w:start w:val="1"/>
+      <w:numFmt w:val="bullet"/>
+      <w:lvlText w:val="o"/>
+      <w:lvlJc w:val="left"/>
+      <w:pPr>
+        <w:tabs>
+          <w:tab w:val="num" w:pos="1440"/>
+        </w:tabs>
+        <w:ind w:left="1440" w:hanging="360"/>
+      </w:pPr>
+      <w:rPr>
+        <w:rFonts w:ascii="Courier New" w:hAnsi="Courier New" w:hint="default"/>
+        <w:sz w:val="20"/>
+      </w:rPr>
+    </w:lvl>
+    <w:lvl w:ilvl="2" w:tentative="1">
+      <w:start w:val="1"/>
+      <w:numFmt w:val="bullet"/>
+      <w:lvlText w:val=""/>
+      <w:lvlJc w:val="left"/>
+      <w:pPr>
+        <w:tabs>
+          <w:tab w:val="num" w:pos="2160"/>
+        </w:tabs>
+        <w:ind w:left="2160" w:hanging="360"/>
+      </w:pPr>
+      <w:rPr>
+        <w:rFonts w:ascii="Wingdings" w:hAnsi="Wingdings" w:hint="default"/>
+        <w:sz w:val="20"/>
+      </w:rPr>
+    </w:lvl>
+    <w:lvl w:ilvl="3" w:tentative="1">
+      <w:start w:val="1"/>
+      <w:numFmt w:val="bullet"/>
+      <w:lvlText w:val=""/>
+      <w:lvlJc w:val="left"/>
+      <w:pPr>
+        <w:tabs>
+          <w:tab w:val="num" w:pos="2880"/>
+        </w:tabs>
+        <w:ind w:left="2880" w:hanging="360"/>
+      </w:pPr>
+      <w:rPr>
+        <w:rFonts w:ascii="Wingdings" w:hAnsi="Wingdings" w:hint="default"/>
+        <w:sz w:val="20"/>
+      </w:rPr>
+    </w:lvl>
+    <w:lvl w:ilvl="4" w:tentative="1">
+      <w:start w:val="1"/>
+      <w:numFmt w:val="bullet"/>
+      <w:lvlText w:val=""/>
+      <w:lvlJc w:val="left"/>
+      <w:pPr>
+        <w:tabs>
+          <w:tab w:val="num" w:pos="3600"/>
+        </w:tabs>
+        <w:ind w:left="3600" w:hanging="360"/>
+      </w:pPr>
+      <w:rPr>
+        <w:rFonts w:ascii="Wingdings" w:hAnsi="Wingdings" w:hint="default"/>
+        <w:sz w:val="20"/>
+      </w:rPr>
+    </w:lvl>
+    <w:lvl w:ilvl="5" w:tentative="1">
+      <w:start w:val="1"/>
+      <w:numFmt w:val="bullet"/>
+      <w:lvlText w:val=""/>
+      <w:lvlJc w:val="left"/>
+      <w:pPr>
+        <w:tabs>
+          <w:tab w:val="num" w:pos="4320"/>
+        </w:tabs>
+        <w:ind w:left="4320" w:hanging="360"/>
+      </w:pPr>
+      <w:rPr>
+        <w:rFonts w:ascii="Wingdings" w:hAnsi="Wingdings" w:hint="default"/>
+        <w:sz w:val="20"/>
+      </w:rPr>
+    </w:lvl>
+    <w:lvl w:ilvl="6" w:tentative="1">
+      <w:start w:val="1"/>
+      <w:numFmt w:val="bullet"/>
+      <w:lvlText w:val=""/>
+      <w:lvlJc w:val="left"/>
+      <w:pPr>
+        <w:tabs>
+          <w:tab w:val="num" w:pos="5040"/>
+        </w:tabs>
+        <w:ind w:left="5040" w:hanging="360"/>
+      </w:pPr>
+      <w:rPr>
+        <w:rFonts w:ascii="Wingdings" w:hAnsi="Wingdings" w:hint="default"/>
+        <w:sz w:val="20"/>
+      </w:rPr>
+    </w:lvl>
+    <w:lvl w:ilvl="7" w:tentative="1">
+      <w:start w:val="1"/>
+      <w:numFmt w:val="bullet"/>
+      <w:lvlText w:val=""/>
+      <w:lvlJc w:val="left"/>
+      <w:pPr>
+        <w:tabs>
+          <w:tab w:val="num" w:pos="5760"/>
+        </w:tabs>
+        <w:ind w:left="5760" w:hanging="360"/>
+      </w:pPr>
+      <w:rPr>
+        <w:rFonts w:ascii="Wingdings" w:hAnsi="Wingdings" w:hint="default"/>
+        <w:sz w:val="20"/>
+      </w:rPr>
+    </w:lvl>
+    <w:lvl w:ilvl="8" w:tentative="1">
+      <w:start w:val="1"/>
+      <w:numFmt w:val="bullet"/>
+      <w:lvlText w:val=""/>
+      <w:lvlJc w:val="left"/>
+      <w:pPr>
+        <w:tabs>
+          <w:tab w:val="num" w:pos="6480"/>
+        </w:tabs>
+        <w:ind w:left="6480" w:hanging="360"/>
+      </w:pPr>
+      <w:rPr>
+        <w:rFonts w:ascii="Wingdings" w:hAnsi="Wingdings" w:hint="default"/>
+        <w:sz w:val="20"/>
+      </w:rPr>
+    </w:lvl>
+  </w:abstractNum>
+  <w:abstractNum w:abstractNumId="1" w15:restartNumberingAfterBreak="0">
     <w:nsid w:val="254B598D"/>
     <w:multiLevelType w:val="hybridMultilevel"/>
     <w:tmpl w:val="68AABE5A"/>
@@ -1616,7 +1897,120 @@
       </w:rPr>
     </w:lvl>
   </w:abstractNum>
-  <w:abstractNum w:abstractNumId="1" w15:restartNumberingAfterBreak="0">
+  <w:abstractNum w:abstractNumId="2" w15:restartNumberingAfterBreak="0">
+    <w:nsid w:val="2638759B"/>
+    <w:multiLevelType w:val="hybridMultilevel"/>
+    <w:tmpl w:val="1D26A5AC"/>
+    <w:lvl w:ilvl="0" w:tplc="240A0001">
+      <w:start w:val="1"/>
+      <w:numFmt w:val="bullet"/>
+      <w:lvlText w:val=""/>
+      <w:lvlJc w:val="left"/>
+      <w:pPr>
+        <w:ind w:left="1080" w:hanging="360"/>
+      </w:pPr>
+      <w:rPr>
+        <w:rFonts w:ascii="Symbol" w:hAnsi="Symbol" w:hint="default"/>
+      </w:rPr>
+    </w:lvl>
+    <w:lvl w:ilvl="1" w:tplc="240A0003" w:tentative="1">
+      <w:start w:val="1"/>
+      <w:numFmt w:val="bullet"/>
+      <w:lvlText w:val="o"/>
+      <w:lvlJc w:val="left"/>
+      <w:pPr>
+        <w:ind w:left="1800" w:hanging="360"/>
+      </w:pPr>
+      <w:rPr>
+        <w:rFonts w:ascii="Courier New" w:hAnsi="Courier New" w:cs="Courier New" w:hint="default"/>
+      </w:rPr>
+    </w:lvl>
+    <w:lvl w:ilvl="2" w:tplc="240A0005" w:tentative="1">
+      <w:start w:val="1"/>
+      <w:numFmt w:val="bullet"/>
+      <w:lvlText w:val=""/>
+      <w:lvlJc w:val="left"/>
+      <w:pPr>
+        <w:ind w:left="2520" w:hanging="360"/>
+      </w:pPr>
+      <w:rPr>
+        <w:rFonts w:ascii="Wingdings" w:hAnsi="Wingdings" w:hint="default"/>
+      </w:rPr>
+    </w:lvl>
+    <w:lvl w:ilvl="3" w:tplc="240A0001" w:tentative="1">
+      <w:start w:val="1"/>
+      <w:numFmt w:val="bullet"/>
+      <w:lvlText w:val=""/>
+      <w:lvlJc w:val="left"/>
+      <w:pPr>
+        <w:ind w:left="3240" w:hanging="360"/>
+      </w:pPr>
+      <w:rPr>
+        <w:rFonts w:ascii="Symbol" w:hAnsi="Symbol" w:hint="default"/>
+      </w:rPr>
+    </w:lvl>
+    <w:lvl w:ilvl="4" w:tplc="240A0003" w:tentative="1">
+      <w:start w:val="1"/>
+      <w:numFmt w:val="bullet"/>
+      <w:lvlText w:val="o"/>
+      <w:lvlJc w:val="left"/>
+      <w:pPr>
+        <w:ind w:left="3960" w:hanging="360"/>
+      </w:pPr>
+      <w:rPr>
+        <w:rFonts w:ascii="Courier New" w:hAnsi="Courier New" w:cs="Courier New" w:hint="default"/>
+      </w:rPr>
+    </w:lvl>
+    <w:lvl w:ilvl="5" w:tplc="240A0005" w:tentative="1">
+      <w:start w:val="1"/>
+      <w:numFmt w:val="bullet"/>
+      <w:lvlText w:val=""/>
+      <w:lvlJc w:val="left"/>
+      <w:pPr>
+        <w:ind w:left="4680" w:hanging="360"/>
+      </w:pPr>
+      <w:rPr>
+        <w:rFonts w:ascii="Wingdings" w:hAnsi="Wingdings" w:hint="default"/>
+      </w:rPr>
+    </w:lvl>
+    <w:lvl w:ilvl="6" w:tplc="240A0001" w:tentative="1">
+      <w:start w:val="1"/>
+      <w:numFmt w:val="bullet"/>
+      <w:lvlText w:val=""/>
+      <w:lvlJc w:val="left"/>
+      <w:pPr>
+        <w:ind w:left="5400" w:hanging="360"/>
+      </w:pPr>
+      <w:rPr>
+        <w:rFonts w:ascii="Symbol" w:hAnsi="Symbol" w:hint="default"/>
+      </w:rPr>
+    </w:lvl>
+    <w:lvl w:ilvl="7" w:tplc="240A0003" w:tentative="1">
+      <w:start w:val="1"/>
+      <w:numFmt w:val="bullet"/>
+      <w:lvlText w:val="o"/>
+      <w:lvlJc w:val="left"/>
+      <w:pPr>
+        <w:ind w:left="6120" w:hanging="360"/>
+      </w:pPr>
+      <w:rPr>
+        <w:rFonts w:ascii="Courier New" w:hAnsi="Courier New" w:cs="Courier New" w:hint="default"/>
+      </w:rPr>
+    </w:lvl>
+    <w:lvl w:ilvl="8" w:tplc="240A0005" w:tentative="1">
+      <w:start w:val="1"/>
+      <w:numFmt w:val="bullet"/>
+      <w:lvlText w:val=""/>
+      <w:lvlJc w:val="left"/>
+      <w:pPr>
+        <w:ind w:left="6840" w:hanging="360"/>
+      </w:pPr>
+      <w:rPr>
+        <w:rFonts w:ascii="Wingdings" w:hAnsi="Wingdings" w:hint="default"/>
+      </w:rPr>
+    </w:lvl>
+  </w:abstractNum>
+  <w:abstractNum w:abstractNumId="3" w15:restartNumberingAfterBreak="0">
     <w:nsid w:val="33701A6D"/>
     <w:multiLevelType w:val="multilevel"/>
     <w:tmpl w:val="F45E74D2"/>
@@ -1765,7 +2159,7 @@
       </w:rPr>
     </w:lvl>
   </w:abstractNum>
-  <w:abstractNum w:abstractNumId="2" w15:restartNumberingAfterBreak="0">
+  <w:abstractNum w:abstractNumId="4" w15:restartNumberingAfterBreak="0">
     <w:nsid w:val="354964D5"/>
     <w:multiLevelType w:val="multilevel"/>
     <w:tmpl w:val="0B1C986C"/>
@@ -1914,7 +2308,120 @@
       </w:rPr>
     </w:lvl>
   </w:abstractNum>
-  <w:abstractNum w:abstractNumId="3" w15:restartNumberingAfterBreak="0">
+  <w:abstractNum w:abstractNumId="5" w15:restartNumberingAfterBreak="0">
+    <w:nsid w:val="36965907"/>
+    <w:multiLevelType w:val="hybridMultilevel"/>
+    <w:tmpl w:val="3F4A4D80"/>
+    <w:lvl w:ilvl="0" w:tplc="240A0001">
+      <w:start w:val="1"/>
+      <w:numFmt w:val="bullet"/>
+      <w:lvlText w:val=""/>
+      <w:lvlJc w:val="left"/>
+      <w:pPr>
+        <w:ind w:left="1080" w:hanging="360"/>
+      </w:pPr>
+      <w:rPr>
+        <w:rFonts w:ascii="Symbol" w:hAnsi="Symbol" w:hint="default"/>
+      </w:rPr>
+    </w:lvl>
+    <w:lvl w:ilvl="1" w:tplc="240A0003" w:tentative="1">
+      <w:start w:val="1"/>
+      <w:numFmt w:val="bullet"/>
+      <w:lvlText w:val="o"/>
+      <w:lvlJc w:val="left"/>
+      <w:pPr>
+        <w:ind w:left="1800" w:hanging="360"/>
+      </w:pPr>
+      <w:rPr>
+        <w:rFonts w:ascii="Courier New" w:hAnsi="Courier New" w:cs="Courier New" w:hint="default"/>
+      </w:rPr>
+    </w:lvl>
+    <w:lvl w:ilvl="2" w:tplc="240A0005" w:tentative="1">
+      <w:start w:val="1"/>
+      <w:numFmt w:val="bullet"/>
+      <w:lvlText w:val=""/>
+      <w:lvlJc w:val="left"/>
+      <w:pPr>
+        <w:ind w:left="2520" w:hanging="360"/>
+      </w:pPr>
+      <w:rPr>
+        <w:rFonts w:ascii="Wingdings" w:hAnsi="Wingdings" w:hint="default"/>
+      </w:rPr>
+    </w:lvl>
+    <w:lvl w:ilvl="3" w:tplc="240A0001" w:tentative="1">
+      <w:start w:val="1"/>
+      <w:numFmt w:val="bullet"/>
+      <w:lvlText w:val=""/>
+      <w:lvlJc w:val="left"/>
+      <w:pPr>
+        <w:ind w:left="3240" w:hanging="360"/>
+      </w:pPr>
+      <w:rPr>
+        <w:rFonts w:ascii="Symbol" w:hAnsi="Symbol" w:hint="default"/>
+      </w:rPr>
+    </w:lvl>
+    <w:lvl w:ilvl="4" w:tplc="240A0003" w:tentative="1">
+      <w:start w:val="1"/>
+      <w:numFmt w:val="bullet"/>
+      <w:lvlText w:val="o"/>
+      <w:lvlJc w:val="left"/>
+      <w:pPr>
+        <w:ind w:left="3960" w:hanging="360"/>
+      </w:pPr>
+      <w:rPr>
+        <w:rFonts w:ascii="Courier New" w:hAnsi="Courier New" w:cs="Courier New" w:hint="default"/>
+      </w:rPr>
+    </w:lvl>
+    <w:lvl w:ilvl="5" w:tplc="240A0005" w:tentative="1">
+      <w:start w:val="1"/>
+      <w:numFmt w:val="bullet"/>
+      <w:lvlText w:val=""/>
+      <w:lvlJc w:val="left"/>
+      <w:pPr>
+        <w:ind w:left="4680" w:hanging="360"/>
+      </w:pPr>
+      <w:rPr>
+        <w:rFonts w:ascii="Wingdings" w:hAnsi="Wingdings" w:hint="default"/>
+      </w:rPr>
+    </w:lvl>
+    <w:lvl w:ilvl="6" w:tplc="240A0001" w:tentative="1">
+      <w:start w:val="1"/>
+      <w:numFmt w:val="bullet"/>
+      <w:lvlText w:val=""/>
+      <w:lvlJc w:val="left"/>
+      <w:pPr>
+        <w:ind w:left="5400" w:hanging="360"/>
+      </w:pPr>
+      <w:rPr>
+        <w:rFonts w:ascii="Symbol" w:hAnsi="Symbol" w:hint="default"/>
+      </w:rPr>
+    </w:lvl>
+    <w:lvl w:ilvl="7" w:tplc="240A0003" w:tentative="1">
+      <w:start w:val="1"/>
+      <w:numFmt w:val="bullet"/>
+      <w:lvlText w:val="o"/>
+      <w:lvlJc w:val="left"/>
+      <w:pPr>
+        <w:ind w:left="6120" w:hanging="360"/>
+      </w:pPr>
+      <w:rPr>
+        <w:rFonts w:ascii="Courier New" w:hAnsi="Courier New" w:cs="Courier New" w:hint="default"/>
+      </w:rPr>
+    </w:lvl>
+    <w:lvl w:ilvl="8" w:tplc="240A0005" w:tentative="1">
+      <w:start w:val="1"/>
+      <w:numFmt w:val="bullet"/>
+      <w:lvlText w:val=""/>
+      <w:lvlJc w:val="left"/>
+      <w:pPr>
+        <w:ind w:left="6840" w:hanging="360"/>
+      </w:pPr>
+      <w:rPr>
+        <w:rFonts w:ascii="Wingdings" w:hAnsi="Wingdings" w:hint="default"/>
+      </w:rPr>
+    </w:lvl>
+  </w:abstractNum>
+  <w:abstractNum w:abstractNumId="6" w15:restartNumberingAfterBreak="0">
     <w:nsid w:val="36C31BDA"/>
     <w:multiLevelType w:val="hybridMultilevel"/>
     <w:tmpl w:val="46CC9498"/>
@@ -2003,7 +2510,7 @@
       </w:pPr>
     </w:lvl>
   </w:abstractNum>
-  <w:abstractNum w:abstractNumId="4" w15:restartNumberingAfterBreak="0">
+  <w:abstractNum w:abstractNumId="7" w15:restartNumberingAfterBreak="0">
     <w:nsid w:val="3E6A2AB9"/>
     <w:multiLevelType w:val="multilevel"/>
     <w:tmpl w:val="847056F8"/>
@@ -2121,19 +2628,28 @@
     </w:lvl>
   </w:abstractNum>
   <w:num w:numId="1" w16cid:durableId="450975053">
+    <w:abstractNumId w:val="1"/>
+  </w:num>
+  <w:num w:numId="2" w16cid:durableId="105738322">
+    <w:abstractNumId w:val="3"/>
+  </w:num>
+  <w:num w:numId="3" w16cid:durableId="2056079015">
+    <w:abstractNumId w:val="7"/>
+  </w:num>
+  <w:num w:numId="4" w16cid:durableId="1814634343">
+    <w:abstractNumId w:val="4"/>
+  </w:num>
+  <w:num w:numId="5" w16cid:durableId="1090613996">
+    <w:abstractNumId w:val="6"/>
+  </w:num>
+  <w:num w:numId="6" w16cid:durableId="1645620227">
     <w:abstractNumId w:val="0"/>
   </w:num>
-  <w:num w:numId="2" w16cid:durableId="105738322">
-    <w:abstractNumId w:val="1"/>
+  <w:num w:numId="7" w16cid:durableId="1731686588">
+    <w:abstractNumId w:val="5"/>
   </w:num>
-  <w:num w:numId="3" w16cid:durableId="2056079015">
-    <w:abstractNumId w:val="4"/>
-  </w:num>
-  <w:num w:numId="4" w16cid:durableId="1814634343">
+  <w:num w:numId="8" w16cid:durableId="1921677984">
     <w:abstractNumId w:val="2"/>
-  </w:num>
-  <w:num w:numId="5" w16cid:durableId="1090613996">
-    <w:abstractNumId w:val="3"/>
   </w:num>
 </w:numbering>
 </file>

--- a/SEMANA 4/Documentacion Proyecto Semana 4.docx
+++ b/SEMANA 4/Documentacion Proyecto Semana 4.docx
@@ -411,7 +411,16 @@
           <w:bCs/>
           <w:sz w:val="22"/>
         </w:rPr>
-        <w:t> Objetivo del Proyecto</w:t>
+        <w:t> Objetivo</w:t>
+      </w:r>
+      <w:r>
+        <w:rPr>
+          <w:rFonts w:eastAsia="Arial" w:cs="Arial"/>
+          <w:b/>
+          <w:bCs/>
+          <w:sz w:val="22"/>
+        </w:rPr>
+        <w:t>s</w:t>
       </w:r>
     </w:p>
     <w:p>
@@ -698,10 +707,25 @@
           <w:sz w:val="22"/>
         </w:rPr>
       </w:pPr>
-      <w:r>
-        <w:rPr>
-          <w:sz w:val="22"/>
-        </w:rPr>
+    </w:p>
+    <w:p>
+      <w:pPr>
+        <w:rPr>
+          <w:sz w:val="22"/>
+        </w:rPr>
+      </w:pPr>
+    </w:p>
+    <w:p>
+      <w:pPr>
+        <w:rPr>
+          <w:sz w:val="22"/>
+        </w:rPr>
+      </w:pPr>
+      <w:r>
+        <w:rPr>
+          <w:sz w:val="22"/>
+        </w:rPr>
+        <w:lastRenderedPageBreak/>
         <w:t>La integración del Patrón Singleton en este sistema aporta beneficios críticos para el rendimiento, la estabilidad y la escalabilidad del software industrial:</w:t>
       </w:r>
     </w:p>
@@ -723,14 +747,7 @@
         <w:rPr>
           <w:sz w:val="22"/>
         </w:rPr>
-        <w:t xml:space="preserve"> En una aplicación web, múltiples usuarios (operarios, personal de mantenimiento, administradores) pueden </w:t>
-      </w:r>
-      <w:r>
-        <w:rPr>
-          <w:sz w:val="22"/>
-        </w:rPr>
-        <w:lastRenderedPageBreak/>
-        <w:t>interactuar al mismo tiempo. Sin Singleton, cada consulta abriría una conexión física nueva con MySQL, agotando rápidamente el límite de conexiones concurrentes del servidor de base de datos.</w:t>
+        <w:t xml:space="preserve"> En una aplicación web, múltiples usuarios (operarios, personal de mantenimiento, administradores) pueden interactuar al mismo tiempo. Sin Singleton, cada consulta abriría una conexión física nueva con MySQL, agotando rápidamente el límite de conexiones concurrentes del servidor de base de datos.</w:t>
       </w:r>
     </w:p>
     <w:p>
@@ -753,20 +770,6 @@
         </w:rPr>
         <w:t xml:space="preserve"> Al reutilizar la misma conexión ya abierta en lugar de abrir y cerrar sockets de red constantemente en cada consulta de sensores o validación de login, el tiempo de respuesta de las páginas web disminuye notablemente.</w:t>
       </w:r>
-    </w:p>
-    <w:p>
-      <w:pPr>
-        <w:rPr>
-          <w:sz w:val="22"/>
-        </w:rPr>
-      </w:pPr>
-    </w:p>
-    <w:p>
-      <w:pPr>
-        <w:rPr>
-          <w:sz w:val="22"/>
-        </w:rPr>
-      </w:pPr>
     </w:p>
     <w:p>
       <w:pPr>
@@ -863,6 +866,7 @@
           <w:bCs/>
           <w:sz w:val="22"/>
         </w:rPr>
+        <w:lastRenderedPageBreak/>
         <w:t>Control de Acceso Basado en Roles (RBAC) y Módulo de Empleados</w:t>
       </w:r>
     </w:p>
@@ -876,7 +880,6 @@
         <w:rPr>
           <w:sz w:val="22"/>
         </w:rPr>
-        <w:lastRenderedPageBreak/>
         <w:t>Para asegurar la integridad de la planta y proteger las operaciones críticas, el sistema incorpora un módulo de autenticación y gestión de usuarios con control de acceso basado en roles (</w:t>
       </w:r>
       <w:r>
@@ -1495,20 +1498,25 @@
       <w:pPr>
         <w:ind w:left="720"/>
       </w:pPr>
+    </w:p>
+    <w:p>
+      <w:pPr>
+        <w:ind w:left="720"/>
+      </w:pPr>
       <w:r>
         <w:rPr>
           <w:noProof/>
         </w:rPr>
         <w:drawing>
-          <wp:anchor distT="0" distB="0" distL="114300" distR="114300" simplePos="0" relativeHeight="251658240" behindDoc="0" locked="0" layoutInCell="1" allowOverlap="1" wp14:anchorId="6CAEB08A" wp14:editId="71675215">
+          <wp:anchor distT="0" distB="0" distL="114300" distR="114300" simplePos="0" relativeHeight="251658240" behindDoc="0" locked="0" layoutInCell="1" allowOverlap="1" wp14:anchorId="6CAEB08A" wp14:editId="15E701DD">
             <wp:simplePos x="0" y="0"/>
             <wp:positionH relativeFrom="margin">
-              <wp:posOffset>390525</wp:posOffset>
+              <wp:posOffset>-181610</wp:posOffset>
             </wp:positionH>
             <wp:positionV relativeFrom="paragraph">
-              <wp:posOffset>3810</wp:posOffset>
+              <wp:posOffset>142240</wp:posOffset>
             </wp:positionV>
-            <wp:extent cx="4671060" cy="3569624"/>
+            <wp:extent cx="6192123" cy="4732020"/>
             <wp:effectExtent l="0" t="0" r="0" b="0"/>
             <wp:wrapNone/>
             <wp:docPr id="2135320519" name="Imagen 1"/>
@@ -1537,7 +1545,7 @@
                   <pic:spPr>
                     <a:xfrm>
                       <a:off x="0" y="0"/>
-                      <a:ext cx="4671060" cy="3569624"/>
+                      <a:ext cx="6192123" cy="4732020"/>
                     </a:xfrm>
                     <a:prstGeom prst="rect">
                       <a:avLst/>
@@ -1556,26 +1564,39 @@
         </w:drawing>
       </w:r>
     </w:p>
-    <w:p>
-      <w:pPr>
-        <w:ind w:left="720"/>
-      </w:pPr>
-    </w:p>
+    <w:p/>
+    <w:p/>
+    <w:p/>
+    <w:p/>
+    <w:p/>
+    <w:p/>
+    <w:p/>
+    <w:p/>
+    <w:p/>
+    <w:p/>
+    <w:p/>
+    <w:p/>
+    <w:p/>
+    <w:p/>
+    <w:p/>
+    <w:p/>
+    <w:p/>
     <w:p>
       <w:r>
         <w:rPr>
           <w:noProof/>
         </w:rPr>
+        <w:lastRenderedPageBreak/>
         <w:drawing>
-          <wp:anchor distT="0" distB="0" distL="114300" distR="114300" simplePos="0" relativeHeight="251659264" behindDoc="0" locked="0" layoutInCell="1" allowOverlap="1" wp14:anchorId="247E4BE5" wp14:editId="39F23F6E">
+          <wp:anchor distT="0" distB="0" distL="114300" distR="114300" simplePos="0" relativeHeight="251659264" behindDoc="0" locked="0" layoutInCell="1" allowOverlap="1" wp14:anchorId="247E4BE5" wp14:editId="43B95950">
             <wp:simplePos x="0" y="0"/>
             <wp:positionH relativeFrom="margin">
-              <wp:posOffset>382905</wp:posOffset>
+              <wp:align>center</wp:align>
             </wp:positionH>
             <wp:positionV relativeFrom="paragraph">
-              <wp:posOffset>3039745</wp:posOffset>
+              <wp:posOffset>288290</wp:posOffset>
             </wp:positionV>
-            <wp:extent cx="4671060" cy="3798776"/>
+            <wp:extent cx="6230866" cy="5067300"/>
             <wp:effectExtent l="0" t="0" r="0" b="0"/>
             <wp:wrapNone/>
             <wp:docPr id="716752532" name="Imagen 1"/>
@@ -1604,7 +1625,7 @@
                   <pic:spPr>
                     <a:xfrm>
                       <a:off x="0" y="0"/>
-                      <a:ext cx="4671060" cy="3798776"/>
+                      <a:ext cx="6230866" cy="5067300"/>
                     </a:xfrm>
                     <a:prstGeom prst="rect">
                       <a:avLst/>
@@ -1623,6 +1644,7 @@
         </w:drawing>
       </w:r>
     </w:p>
+    <w:p/>
     <w:sectPr>
       <w:pgSz w:w="12240" w:h="15840" w:code="1"/>
       <w:pgMar w:top="1418" w:right="1701" w:bottom="1418" w:left="1701" w:header="709" w:footer="709" w:gutter="0"/>
@@ -3268,6 +3290,7 @@
   <w:style w:type="character" w:default="1" w:styleId="Fuentedeprrafopredeter">
     <w:name w:val="Default Paragraph Font"/>
     <w:uiPriority w:val="1"/>
+    <w:semiHidden/>
     <w:unhideWhenUsed/>
   </w:style>
   <w:style w:type="table" w:default="1" w:styleId="Tablanormal">
